--- a/templates/cuti_pns.docx
+++ b/templates/cuti_pns.docx
@@ -270,7 +270,7 @@
         <w:rPr>
           <w:rFonts w:ascii="Arial Narrow" w:hAnsi="Arial Narrow" w:cs="Arial"/>
         </w:rPr>
-        <w:t>….</w:t>
+        <w:t>${NOMOR_SURAT}</w:t>
       </w:r>
     </w:p>
     <w:p>
@@ -1555,7 +1555,7 @@
                 <w:rFonts w:ascii="Arial Narrow" w:hAnsi="Arial Narrow" w:cs="Arial"/>
                 <w:b/>
               </w:rPr>
-              <w:t>….</w:t>
+              <w:t>${CATATAN_BESAR}</w:t>
             </w:r>
           </w:p>
         </w:tc>
@@ -1711,7 +1711,7 @@
                 <w:rFonts w:ascii="Arial Narrow" w:hAnsi="Arial Narrow" w:cs="Arial"/>
                 <w:b/>
               </w:rPr>
-              <w:t>….</w:t>
+              <w:t>${CATATAN_SAKIT}</w:t>
             </w:r>
           </w:p>
         </w:tc>
@@ -1738,7 +1738,7 @@
                 <w:rFonts w:ascii="Arial Narrow" w:hAnsi="Arial Narrow" w:cs="Arial"/>
                 <w:b/>
               </w:rPr>
-              <w:t>….</w:t>
+              <w:t>${CATATAN_TAHUN}</w:t>
             </w:r>
           </w:p>
         </w:tc>
@@ -1763,7 +1763,7 @@
                 <w:rFonts w:ascii="Arial Narrow" w:hAnsi="Arial Narrow" w:cs="Arial"/>
                 <w:b/>
               </w:rPr>
-              <w:t>….</w:t>
+              <w:t>${CATATAN_SISA}</w:t>
             </w:r>
           </w:p>
         </w:tc>
@@ -1788,7 +1788,7 @@
                 <w:rFonts w:ascii="Arial Narrow" w:hAnsi="Arial Narrow" w:cs="Arial"/>
                 <w:b/>
               </w:rPr>
-              <w:t>….</w:t>
+              <w:t>${CATATAN_KET}</w:t>
             </w:r>
           </w:p>
         </w:tc>
@@ -1816,7 +1816,7 @@
                 <w:rFonts w:ascii="Arial Narrow" w:hAnsi="Arial Narrow" w:cs="Arial"/>
                 <w:b/>
               </w:rPr>
-              <w:t>….</w:t>
+              <w:t>${PARAF_PETUGAS}</w:t>
             </w:r>
           </w:p>
         </w:tc>
@@ -1880,7 +1880,7 @@
                 <w:rFonts w:ascii="Arial Narrow" w:hAnsi="Arial Narrow" w:cs="Arial"/>
                 <w:b/>
               </w:rPr>
-              <w:t>….</w:t>
+              <w:t>${CATATAN_MELAHIRKAN}</w:t>
             </w:r>
           </w:p>
         </w:tc>
@@ -2040,7 +2040,7 @@
                 <w:rFonts w:ascii="Arial Narrow" w:hAnsi="Arial Narrow" w:cs="Arial"/>
                 <w:b/>
               </w:rPr>
-              <w:t>….</w:t>
+              <w:t>${CATATAN_PENTING}</w:t>
             </w:r>
           </w:p>
         </w:tc>
@@ -2200,7 +2200,7 @@
                 <w:rFonts w:ascii="Arial Narrow" w:hAnsi="Arial Narrow" w:cs="Arial"/>
                 <w:b/>
               </w:rPr>
-              <w:t>….</w:t>
+              <w:t>${CATATAN_TANGGUNGAN}</w:t>
             </w:r>
           </w:p>
         </w:tc>

--- a/templates/cuti_pns.docx
+++ b/templates/cuti_pns.docx
@@ -1907,7 +1907,7 @@
                 <w:rFonts w:ascii="Arial Narrow" w:hAnsi="Arial Narrow" w:cs="Arial"/>
                 <w:b/>
               </w:rPr>
-              <w:t>….</w:t>
+              <w:t>${CATATAN_TAHUN_N1}</w:t>
             </w:r>
           </w:p>
         </w:tc>
@@ -1932,7 +1932,7 @@
                 <w:rFonts w:ascii="Arial Narrow" w:hAnsi="Arial Narrow" w:cs="Arial"/>
                 <w:b/>
               </w:rPr>
-              <w:t>….</w:t>
+              <w:t>${CATATAN_SISA_N1}</w:t>
             </w:r>
           </w:p>
         </w:tc>
@@ -1957,7 +1957,7 @@
                 <w:rFonts w:ascii="Arial Narrow" w:hAnsi="Arial Narrow" w:cs="Arial"/>
                 <w:b/>
               </w:rPr>
-              <w:t>….</w:t>
+              <w:t>${CATATAN_KET_N1}</w:t>
             </w:r>
           </w:p>
         </w:tc>
@@ -2067,7 +2067,7 @@
                 <w:rFonts w:ascii="Arial Narrow" w:hAnsi="Arial Narrow" w:cs="Arial"/>
                 <w:b/>
               </w:rPr>
-              <w:t>….</w:t>
+              <w:t>${CATATAN_TAHUN_N2}</w:t>
             </w:r>
           </w:p>
         </w:tc>
@@ -2092,7 +2092,7 @@
                 <w:rFonts w:ascii="Arial Narrow" w:hAnsi="Arial Narrow" w:cs="Arial"/>
                 <w:b/>
               </w:rPr>
-              <w:t>….</w:t>
+              <w:t>${CATATAN_SISA_N2}</w:t>
             </w:r>
           </w:p>
         </w:tc>
@@ -2117,7 +2117,7 @@
                 <w:rFonts w:ascii="Arial Narrow" w:hAnsi="Arial Narrow" w:cs="Arial"/>
                 <w:b/>
               </w:rPr>
-              <w:t>….</w:t>
+              <w:t>${CATATAN_KET_N2}</w:t>
             </w:r>
           </w:p>
         </w:tc>

--- a/templates/cuti_pns.docx
+++ b/templates/cuti_pns.docx
@@ -2880,6 +2880,21 @@
                 <w:lang w:val="id-ID"/>
               </w:rPr>
             </w:pPr>
+          </w:p>
+          <w:p>
+            <w:pPr>
+              <w:tabs>
+                <w:tab w:val="left" w:pos="5812"/>
+                <w:tab w:val="left" w:pos="6379"/>
+              </w:tabs>
+              <w:bidi w:val="0"/>
+              <w:jc w:val="center"/>
+              <w:rPr>
+                <w:rFonts w:ascii="Arial Narrow" w:hAnsi="Arial Narrow" w:cs="Arial"/>
+                <w:b/>
+                <w:lang w:val="id-ID"/>
+              </w:rPr>
+            </w:pPr>
             <w:r>
               <w:rPr>
                 <w:rFonts w:ascii="Arial Narrow" w:hAnsi="Arial Narrow" w:cs="Arial"/>
@@ -3304,6 +3319,21 @@
                 <w:tab w:val="left" w:pos="6379"/>
               </w:tabs>
               <w:bidi w:val="0"/>
+              <w:rPr>
+                <w:rFonts w:ascii="Arial Narrow" w:hAnsi="Arial Narrow" w:cs="Arial"/>
+                <w:b/>
+                <w:lang w:val="id-ID"/>
+              </w:rPr>
+            </w:pPr>
+          </w:p>
+          <w:p>
+            <w:pPr>
+              <w:tabs>
+                <w:tab w:val="left" w:pos="5812"/>
+                <w:tab w:val="left" w:pos="6379"/>
+              </w:tabs>
+              <w:bidi w:val="0"/>
+              <w:jc w:val="center"/>
               <w:rPr>
                 <w:rFonts w:ascii="Arial Narrow" w:hAnsi="Arial Narrow" w:cs="Arial"/>
                 <w:b/>

--- a/templates/cuti_pns.docx
+++ b/templates/cuti_pns.docx
@@ -1232,14 +1232,14 @@
                 <w:rFonts w:ascii="Arial Narrow" w:hAnsi="Arial Narrow" w:cs="Arial"/>
                 <w:b/>
               </w:rPr>
-              <w:t>${LAMA_CUTI} Hari</w:t>
-            </w:r>
-            <w:r>
-              <w:rPr>
-                <w:rFonts w:ascii="Arial Narrow" w:hAnsi="Arial Narrow" w:cs="Arial"/>
-                <w:b/>
-              </w:rPr>
-              <w:t>/Bulan/</w:t>
+              <w:t>${LAMA_CUTI}</w:t>
+            </w:r>
+            <w:r>
+              <w:rPr>
+                <w:rFonts w:ascii="Arial Narrow" w:hAnsi="Arial Narrow" w:cs="Arial"/>
+                <w:b/>
+              </w:rPr>
+              <w:t/>
             </w:r>
             <w:proofErr w:type="spellStart"/>
             <w:r>
@@ -1247,7 +1247,7 @@
                 <w:rFonts w:ascii="Arial Narrow" w:hAnsi="Arial Narrow" w:cs="Arial"/>
                 <w:b/>
               </w:rPr>
-              <w:t>Tahun</w:t>
+              <w:t/>
             </w:r>
             <w:proofErr w:type="spellEnd"/>
           </w:p>

--- a/templates/cuti_pns.docx
+++ b/templates/cuti_pns.docx
@@ -1016,7 +1016,7 @@
                 <w:rFonts w:ascii="Arial Narrow" w:hAnsi="Arial Narrow"/>
                 <w:b/>
               </w:rPr>
-              <w:t>. CUTI DI LUAR TANGGUNAN NEGARA</w:t>
+              <w:t>. CUTI DI LUAR TANGGUNGAN NEGARA</w:t>
             </w:r>
           </w:p>
         </w:tc>
